--- a/manuscript2/CSC_immune.docx
+++ b/manuscript2/CSC_immune.docx
@@ -37,6 +37,20 @@
       </w:r>
       <w:r>
         <w:t xml:space="preserve"> ¹Independent Researcher</w:t>
+      </w:r>
+    </w:p>
+    <w:p>
+      <w:pPr>
+        <w:jc w:val="center"/>
+      </w:pPr>
+      <w:r>
+        <w:rPr>
+          <w:b/>
+        </w:rPr>
+        <w:t>ORCID:</w:t>
+      </w:r>
+      <w:r>
+        <w:t xml:space="preserve"> 0009-0001-3253-6972</w:t>
       </w:r>
     </w:p>
     <w:p>

--- a/manuscript2/CSC_immune.docx
+++ b/manuscript2/CSC_immune.docx
@@ -586,7 +586,7 @@
         <w:t>notebooks/phase_I1–I9.py</w:t>
       </w:r>
       <w:r>
-        <w:t>), result tables, and figures are available at https://github.com/ksuma2109/csc-marker-benchmark (private during peer review; public upon publication).</w:t>
+        <w:t>), result tables, and figures are openly available at https://github.com/ksuma2109/csc-marker-benchmark.</w:t>
       </w:r>
     </w:p>
     <w:p>
